--- a/src/main/resources/Заполнители/ВКР/common/Нормоконтроль.docx
+++ b/src/main/resources/Заполнители/ВКР/common/Нормоконтроль.docx
@@ -220,23 +220,6 @@
       <w:pPr>
         <w:pStyle w:val="Normal"/>
         <w:spacing w:before="0" w:after="120"/>
-        <w:rPr>
-          <w:i/>
-          <w:color w:val="FF0000"/>
-        </w:rPr>
-      </w:pPr>
-      <w:r>
-        <w:rPr>
-          <w:i/>
-          <w:color w:val="FF0000"/>
-        </w:rPr>
-        <w:t>Данный лист нормоконтроля прикладывается к ВКР, но не подшивается.</w:t>
-      </w:r>
-    </w:p>
-    <w:p>
-      <w:pPr>
-        <w:pStyle w:val="Normal"/>
-        <w:spacing w:before="0" w:after="120"/>
         <w:rPr/>
       </w:pPr>
       <w:r>
@@ -577,10 +560,12 @@
             <w:pPr>
               <w:pStyle w:val="NormalWeb"/>
               <w:spacing w:beforeAutospacing="0" w:before="0" w:afterAutospacing="0" w:after="0"/>
-              <w:rPr/>
-            </w:pPr>
-            <w:r>
-              <w:rPr/>
+              <w:jc w:val="center"/>
+              <w:rPr/>
+            </w:pPr>
+            <w:r>
+              <w:rPr/>
+              <w:t>+</w:t>
             </w:r>
           </w:p>
         </w:tc>
@@ -661,10 +646,12 @@
             <w:pPr>
               <w:pStyle w:val="NormalWeb"/>
               <w:spacing w:beforeAutospacing="0" w:before="0" w:afterAutospacing="0" w:after="0"/>
-              <w:rPr/>
-            </w:pPr>
-            <w:r>
-              <w:rPr/>
+              <w:jc w:val="center"/>
+              <w:rPr/>
+            </w:pPr>
+            <w:r>
+              <w:rPr/>
+              <w:t>+</w:t>
             </w:r>
           </w:p>
         </w:tc>
@@ -734,10 +721,12 @@
             <w:pPr>
               <w:pStyle w:val="NormalWeb"/>
               <w:spacing w:beforeAutospacing="0" w:before="0" w:afterAutospacing="0" w:after="0"/>
-              <w:rPr/>
-            </w:pPr>
-            <w:r>
-              <w:rPr/>
+              <w:jc w:val="center"/>
+              <w:rPr/>
+            </w:pPr>
+            <w:r>
+              <w:rPr/>
+              <w:t>+</w:t>
             </w:r>
           </w:p>
         </w:tc>
@@ -807,10 +796,12 @@
             <w:pPr>
               <w:pStyle w:val="NormalWeb"/>
               <w:spacing w:beforeAutospacing="0" w:before="0" w:afterAutospacing="0" w:after="0"/>
-              <w:rPr/>
-            </w:pPr>
-            <w:r>
-              <w:rPr/>
+              <w:jc w:val="center"/>
+              <w:rPr/>
+            </w:pPr>
+            <w:r>
+              <w:rPr/>
+              <w:t>+</w:t>
             </w:r>
           </w:p>
         </w:tc>
@@ -880,10 +871,12 @@
             <w:pPr>
               <w:pStyle w:val="NormalWeb"/>
               <w:spacing w:beforeAutospacing="0" w:before="0" w:afterAutospacing="0" w:after="0"/>
-              <w:rPr/>
-            </w:pPr>
-            <w:r>
-              <w:rPr/>
+              <w:jc w:val="center"/>
+              <w:rPr/>
+            </w:pPr>
+            <w:r>
+              <w:rPr/>
+              <w:t>+</w:t>
             </w:r>
           </w:p>
         </w:tc>
@@ -952,12 +945,17 @@
           <w:p>
             <w:pPr>
               <w:pStyle w:val="Normal"/>
-              <w:spacing w:before="0" w:after="120"/>
+              <w:widowControl/>
+              <w:suppressAutoHyphens w:val="true"/>
+              <w:bidi w:val="0"/>
+              <w:spacing w:lineRule="auto" w:line="240" w:before="0" w:after="120"/>
+              <w:ind w:hanging="0" w:start="113" w:end="113"/>
               <w:jc w:val="center"/>
               <w:rPr/>
             </w:pPr>
             <w:r>
               <w:rPr/>
+              <w:t>+</w:t>
             </w:r>
           </w:p>
         </w:tc>
@@ -1026,12 +1024,17 @@
           <w:p>
             <w:pPr>
               <w:pStyle w:val="Normal"/>
-              <w:spacing w:before="0" w:after="120"/>
+              <w:widowControl/>
+              <w:suppressAutoHyphens w:val="true"/>
+              <w:bidi w:val="0"/>
+              <w:spacing w:lineRule="auto" w:line="240" w:before="0" w:after="120"/>
+              <w:ind w:hanging="0" w:start="113" w:end="113"/>
               <w:jc w:val="center"/>
               <w:rPr/>
             </w:pPr>
             <w:r>
               <w:rPr/>
+              <w:t>+</w:t>
             </w:r>
           </w:p>
         </w:tc>
@@ -1100,12 +1103,21 @@
           <w:p>
             <w:pPr>
               <w:pStyle w:val="Normal"/>
-              <w:spacing w:before="0" w:after="120"/>
+              <w:widowControl/>
+              <w:tabs>
+                <w:tab w:val="clear" w:pos="709"/>
+                <w:tab w:val="left" w:pos="23" w:leader="none"/>
+              </w:tabs>
+              <w:suppressAutoHyphens w:val="true"/>
+              <w:bidi w:val="0"/>
+              <w:spacing w:lineRule="auto" w:line="240" w:before="0" w:after="120"/>
+              <w:ind w:hanging="0" w:start="113" w:end="113"/>
               <w:jc w:val="center"/>
               <w:rPr/>
             </w:pPr>
             <w:r>
               <w:rPr/>
+              <w:t>+</w:t>
             </w:r>
           </w:p>
         </w:tc>
@@ -1195,12 +1207,17 @@
           <w:p>
             <w:pPr>
               <w:pStyle w:val="Normal"/>
-              <w:spacing w:before="0" w:after="120"/>
+              <w:widowControl/>
+              <w:suppressAutoHyphens w:val="true"/>
+              <w:bidi w:val="0"/>
+              <w:spacing w:lineRule="auto" w:line="240" w:before="0" w:after="120"/>
+              <w:ind w:hanging="0" w:start="113" w:end="113"/>
               <w:jc w:val="center"/>
               <w:rPr/>
             </w:pPr>
             <w:r>
               <w:rPr/>
+              <w:t>+</w:t>
             </w:r>
           </w:p>
         </w:tc>
@@ -1471,12 +1488,17 @@
           <w:p>
             <w:pPr>
               <w:pStyle w:val="Normal"/>
-              <w:spacing w:before="0" w:after="120"/>
+              <w:widowControl/>
+              <w:suppressAutoHyphens w:val="true"/>
+              <w:bidi w:val="0"/>
+              <w:spacing w:lineRule="auto" w:line="240" w:before="0" w:after="120"/>
+              <w:ind w:hanging="0" w:start="113" w:end="113"/>
               <w:jc w:val="center"/>
               <w:rPr/>
             </w:pPr>
             <w:r>
               <w:rPr/>
+              <w:t>+</w:t>
             </w:r>
           </w:p>
         </w:tc>
@@ -1545,12 +1567,17 @@
           <w:p>
             <w:pPr>
               <w:pStyle w:val="Normal"/>
-              <w:spacing w:before="0" w:after="120"/>
+              <w:widowControl/>
+              <w:suppressAutoHyphens w:val="true"/>
+              <w:bidi w:val="0"/>
+              <w:spacing w:lineRule="auto" w:line="240" w:before="0" w:after="120"/>
+              <w:ind w:hanging="0" w:start="113" w:end="113"/>
               <w:jc w:val="center"/>
               <w:rPr/>
             </w:pPr>
             <w:r>
               <w:rPr/>
+              <w:t>+</w:t>
             </w:r>
           </w:p>
         </w:tc>
@@ -1662,12 +1689,17 @@
           <w:p>
             <w:pPr>
               <w:pStyle w:val="Normal"/>
-              <w:spacing w:before="0" w:after="120"/>
+              <w:widowControl/>
+              <w:suppressAutoHyphens w:val="true"/>
+              <w:bidi w:val="0"/>
+              <w:spacing w:lineRule="auto" w:line="240" w:before="0" w:after="120"/>
+              <w:ind w:hanging="0" w:start="113" w:end="113"/>
               <w:jc w:val="center"/>
               <w:rPr/>
             </w:pPr>
             <w:r>
               <w:rPr/>
+              <w:t>+</w:t>
             </w:r>
           </w:p>
         </w:tc>
@@ -1789,12 +1821,17 @@
           <w:p>
             <w:pPr>
               <w:pStyle w:val="Normal"/>
-              <w:spacing w:before="0" w:after="120"/>
+              <w:widowControl/>
+              <w:suppressAutoHyphens w:val="true"/>
+              <w:bidi w:val="0"/>
+              <w:spacing w:lineRule="auto" w:line="240" w:before="0" w:after="120"/>
+              <w:ind w:hanging="0" w:start="113" w:end="113"/>
               <w:jc w:val="center"/>
               <w:rPr/>
             </w:pPr>
             <w:r>
               <w:rPr/>
+              <w:t>+</w:t>
             </w:r>
           </w:p>
         </w:tc>
@@ -1863,12 +1900,17 @@
           <w:p>
             <w:pPr>
               <w:pStyle w:val="Normal"/>
-              <w:spacing w:before="0" w:after="120"/>
+              <w:widowControl/>
+              <w:suppressAutoHyphens w:val="true"/>
+              <w:bidi w:val="0"/>
+              <w:spacing w:lineRule="auto" w:line="240" w:before="0" w:after="120"/>
+              <w:ind w:hanging="0" w:start="113" w:end="113"/>
               <w:jc w:val="center"/>
               <w:rPr/>
             </w:pPr>
             <w:r>
               <w:rPr/>
+              <w:t>+</w:t>
             </w:r>
           </w:p>
         </w:tc>
@@ -1947,12 +1989,17 @@
           <w:p>
             <w:pPr>
               <w:pStyle w:val="Normal"/>
-              <w:spacing w:before="0" w:after="120"/>
+              <w:widowControl/>
+              <w:suppressAutoHyphens w:val="true"/>
+              <w:bidi w:val="0"/>
+              <w:spacing w:lineRule="auto" w:line="240" w:before="0" w:after="120"/>
+              <w:ind w:hanging="0" w:start="113" w:end="113"/>
               <w:jc w:val="center"/>
               <w:rPr/>
             </w:pPr>
             <w:r>
               <w:rPr/>
+              <w:t>+</w:t>
             </w:r>
           </w:p>
         </w:tc>
@@ -2031,12 +2078,17 @@
           <w:p>
             <w:pPr>
               <w:pStyle w:val="Normal"/>
-              <w:spacing w:before="0" w:after="120"/>
+              <w:widowControl/>
+              <w:suppressAutoHyphens w:val="true"/>
+              <w:bidi w:val="0"/>
+              <w:spacing w:lineRule="auto" w:line="240" w:before="0" w:after="120"/>
+              <w:ind w:hanging="0" w:start="113" w:end="113"/>
               <w:jc w:val="center"/>
               <w:rPr/>
             </w:pPr>
             <w:r>
               <w:rPr/>
+              <w:t>+</w:t>
             </w:r>
           </w:p>
         </w:tc>
@@ -2105,12 +2157,17 @@
           <w:p>
             <w:pPr>
               <w:pStyle w:val="Normal"/>
-              <w:spacing w:before="0" w:after="120"/>
+              <w:widowControl/>
+              <w:suppressAutoHyphens w:val="true"/>
+              <w:bidi w:val="0"/>
+              <w:spacing w:lineRule="auto" w:line="240" w:before="0" w:after="120"/>
+              <w:ind w:hanging="0" w:start="113" w:end="113"/>
               <w:jc w:val="center"/>
               <w:rPr/>
             </w:pPr>
             <w:r>
               <w:rPr/>
+              <w:t>+</w:t>
             </w:r>
           </w:p>
         </w:tc>
@@ -2213,11 +2270,13 @@
             <w:pPr>
               <w:pStyle w:val="Normal"/>
               <w:spacing w:before="0" w:after="120"/>
+              <w:ind w:hanging="0" w:start="0"/>
               <w:jc w:val="center"/>
               <w:rPr/>
             </w:pPr>
             <w:r>
               <w:rPr/>
+              <w:t>+</w:t>
             </w:r>
           </w:p>
         </w:tc>
@@ -2297,12 +2356,17 @@
           <w:p>
             <w:pPr>
               <w:pStyle w:val="Normal"/>
-              <w:spacing w:before="0" w:after="120"/>
+              <w:widowControl/>
+              <w:suppressAutoHyphens w:val="true"/>
+              <w:bidi w:val="0"/>
+              <w:spacing w:lineRule="auto" w:line="240" w:before="0" w:after="120"/>
+              <w:ind w:hanging="0" w:start="113" w:end="113"/>
               <w:jc w:val="center"/>
               <w:rPr/>
             </w:pPr>
             <w:r>
               <w:rPr/>
+              <w:t>+</w:t>
             </w:r>
           </w:p>
         </w:tc>
@@ -2371,12 +2435,17 @@
           <w:p>
             <w:pPr>
               <w:pStyle w:val="Normal"/>
-              <w:spacing w:before="0" w:after="120"/>
+              <w:widowControl/>
+              <w:suppressAutoHyphens w:val="true"/>
+              <w:bidi w:val="0"/>
+              <w:spacing w:lineRule="auto" w:line="240" w:before="0" w:after="120"/>
+              <w:ind w:hanging="0" w:start="113" w:end="113"/>
               <w:jc w:val="center"/>
               <w:rPr/>
             </w:pPr>
             <w:r>
               <w:rPr/>
+              <w:t>+</w:t>
             </w:r>
           </w:p>
         </w:tc>
@@ -2445,12 +2514,17 @@
           <w:p>
             <w:pPr>
               <w:pStyle w:val="Normal"/>
-              <w:spacing w:before="0" w:after="120"/>
+              <w:widowControl/>
+              <w:suppressAutoHyphens w:val="true"/>
+              <w:bidi w:val="0"/>
+              <w:spacing w:lineRule="auto" w:line="240" w:before="0" w:after="120"/>
+              <w:ind w:hanging="0" w:start="113" w:end="113"/>
               <w:jc w:val="center"/>
               <w:rPr/>
             </w:pPr>
             <w:r>
               <w:rPr/>
+              <w:t>+</w:t>
             </w:r>
           </w:p>
         </w:tc>
@@ -2627,12 +2701,17 @@
           <w:p>
             <w:pPr>
               <w:pStyle w:val="Normal"/>
-              <w:spacing w:before="0" w:after="120"/>
+              <w:widowControl/>
+              <w:suppressAutoHyphens w:val="true"/>
+              <w:bidi w:val="0"/>
+              <w:spacing w:lineRule="auto" w:line="240" w:before="0" w:after="120"/>
+              <w:ind w:hanging="0" w:start="113" w:end="113"/>
               <w:jc w:val="center"/>
               <w:rPr/>
             </w:pPr>
             <w:r>
               <w:rPr/>
+              <w:t>+</w:t>
             </w:r>
           </w:p>
         </w:tc>
@@ -2666,13 +2745,20 @@
       </w:r>
       <w:r>
         <w:rPr>
+          <w:u w:val="single"/>
           <w:lang w:val="en-US"/>
         </w:rPr>
-        <w:t>_________________</w:t>
+        <w:t>Артемьева А. А.</w:t>
       </w:r>
       <w:r>
         <w:rPr/>
-        <w:t xml:space="preserve"> /дата__________ </w:t>
+        <w:t xml:space="preserve"> /дата </w:t>
+      </w:r>
+      <w:r>
+        <w:rPr>
+          <w:u w:val="single"/>
+        </w:rPr>
+        <w:t>31 мая 2026 г.</w:t>
       </w:r>
     </w:p>
     <w:p>
@@ -4527,6 +4613,29 @@
     </w:pPr>
     <w:rPr/>
   </w:style>
+  <w:style w:type="paragraph" w:styleId="Style19">
+    <w:name w:val="Содержимое таблицы"/>
+    <w:basedOn w:val="Normal"/>
+    <w:qFormat/>
+    <w:pPr>
+      <w:widowControl w:val="false"/>
+      <w:suppressLineNumbers/>
+    </w:pPr>
+    <w:rPr/>
+  </w:style>
+  <w:style w:type="paragraph" w:styleId="Style20">
+    <w:name w:val="Заголовок таблицы"/>
+    <w:basedOn w:val="Style19"/>
+    <w:qFormat/>
+    <w:pPr>
+      <w:suppressLineNumbers/>
+      <w:jc w:val="center"/>
+    </w:pPr>
+    <w:rPr>
+      <w:b/>
+      <w:bCs/>
+    </w:rPr>
+  </w:style>
   <w:style w:type="numbering" w:styleId="user4" w:default="1">
     <w:name w:val="Без списка (user)"/>
     <w:uiPriority w:val="99"/>

--- a/src/main/resources/Заполнители/ВКР/common/Нормоконтроль.docx
+++ b/src/main/resources/Заполнители/ВКР/common/Нормоконтроль.docx
@@ -2752,7 +2752,7 @@
       </w:r>
       <w:r>
         <w:rPr/>
-        <w:t xml:space="preserve"> /дата </w:t>
+        <w:t xml:space="preserve"> / </w:t>
       </w:r>
       <w:r>
         <w:rPr>
@@ -3853,18 +3853,18 @@
       <w:lang w:val="x-none" w:eastAsia="x-none"/>
     </w:rPr>
   </w:style>
+  <w:style w:type="character" w:styleId="Style6">
+    <w:name w:val="Символ сноски"/>
+    <w:uiPriority w:val="99"/>
+    <w:unhideWhenUsed/>
+    <w:qFormat/>
+    <w:rsid w:val="00b62267"/>
+    <w:rPr>
+      <w:vertAlign w:val="superscript"/>
+    </w:rPr>
+  </w:style>
   <w:style w:type="character" w:styleId="user">
     <w:name w:val="Символ сноски (user)"/>
-    <w:uiPriority w:val="99"/>
-    <w:unhideWhenUsed/>
-    <w:qFormat/>
-    <w:rsid w:val="00b62267"/>
-    <w:rPr>
-      <w:vertAlign w:val="superscript"/>
-    </w:rPr>
-  </w:style>
-  <w:style w:type="character" w:styleId="Style6">
-    <w:name w:val="Символ сноски"/>
     <w:qFormat/>
     <w:rPr>
       <w:vertAlign w:val="superscript"/>
@@ -4301,7 +4301,7 @@
   </w:style>
   <w:style w:type="paragraph" w:styleId="IndexHeading">
     <w:name w:val="index heading"/>
-    <w:basedOn w:val="user1"/>
+    <w:basedOn w:val="Style16"/>
     <w:pPr/>
     <w:rPr/>
   </w:style>
@@ -4567,15 +4567,15 @@
       <w:lang w:eastAsia="en-US"/>
     </w:rPr>
   </w:style>
+  <w:style w:type="paragraph" w:styleId="Style18">
+    <w:name w:val="Колонтитулы"/>
+    <w:basedOn w:val="Normal"/>
+    <w:qFormat/>
+    <w:pPr/>
+    <w:rPr/>
+  </w:style>
   <w:style w:type="paragraph" w:styleId="user3">
     <w:name w:val="Колонтитулы (user)"/>
-    <w:basedOn w:val="Normal"/>
-    <w:qFormat/>
-    <w:pPr/>
-    <w:rPr/>
-  </w:style>
-  <w:style w:type="paragraph" w:styleId="Style18">
-    <w:name w:val="Колонтитулы"/>
     <w:basedOn w:val="Normal"/>
     <w:qFormat/>
     <w:pPr/>
@@ -4613,8 +4613,8 @@
     </w:pPr>
     <w:rPr/>
   </w:style>
-  <w:style w:type="paragraph" w:styleId="Style19">
-    <w:name w:val="Содержимое таблицы"/>
+  <w:style w:type="paragraph" w:styleId="user4">
+    <w:name w:val="Содержимое таблицы (user)"/>
     <w:basedOn w:val="Normal"/>
     <w:qFormat/>
     <w:pPr>
@@ -4623,9 +4623,9 @@
     </w:pPr>
     <w:rPr/>
   </w:style>
-  <w:style w:type="paragraph" w:styleId="Style20">
-    <w:name w:val="Заголовок таблицы"/>
-    <w:basedOn w:val="Style19"/>
+  <w:style w:type="paragraph" w:styleId="user5">
+    <w:name w:val="Заголовок таблицы (user)"/>
+    <w:basedOn w:val="user4"/>
     <w:qFormat/>
     <w:pPr>
       <w:suppressLineNumbers/>
@@ -4636,8 +4636,8 @@
       <w:bCs/>
     </w:rPr>
   </w:style>
-  <w:style w:type="numbering" w:styleId="user4" w:default="1">
-    <w:name w:val="Без списка (user)"/>
+  <w:style w:type="numbering" w:styleId="Style19" w:default="1">
+    <w:name w:val="Без списка"/>
     <w:uiPriority w:val="99"/>
     <w:semiHidden/>
     <w:unhideWhenUsed/>
